--- a/docs/Midsem doc.docx
+++ b/docs/Midsem doc.docx
@@ -508,7 +508,13 @@
       </w:r>
       <w:r>
         <w:br/>
-        <w:t>FR-13 The system shall label the Candidate as Qualified or Not Qualified for that job posting.</w:t>
+        <w:t>FR-13 The system sh</w:t>
+      </w:r>
+      <w:r>
+        <w:t>all</w:t>
+      </w:r>
+      <w:r>
+        <w:t xml:space="preserve"> label the Candidate as Qualified or Not Qualified for that job posting.</w:t>
       </w:r>
       <w:r>
         <w:br/>
@@ -547,7 +553,13 @@
     </w:p>
     <w:p>
       <w:r>
-        <w:t>FR-17 The system shall generate an explanation for each qualification decision.</w:t>
+        <w:t xml:space="preserve">FR-17 The system </w:t>
+      </w:r>
+      <w:r>
+        <w:t>should</w:t>
+      </w:r>
+      <w:r>
+        <w:t xml:space="preserve"> generate an explanation for each qualification decision.</w:t>
       </w:r>
     </w:p>
     <w:p>
@@ -567,59 +579,550 @@
         <w:rPr>
           <w:highlight w:val="yellow"/>
         </w:rPr>
-        <w:t xml:space="preserve">to </w:t>
+        <w:t>to some x</w:t>
+      </w:r>
+      <w:r>
+        <w:t xml:space="preserve"> jobs</w:t>
+      </w:r>
+      <w:r>
+        <w:t>.</w:t>
+      </w:r>
+    </w:p>
+    <w:p/>
+    <w:p>
+      <w:pPr>
+        <w:rPr>
+          <w:b/>
+          <w:bCs/>
+        </w:rPr>
+      </w:pPr>
+      <w:r>
+        <w:rPr>
+          <w:b/>
+          <w:bCs/>
+        </w:rPr>
+        <w:t>Viewing results</w:t>
+      </w:r>
+    </w:p>
+    <w:p>
+      <w:r>
+        <w:t>FR-21 The system shall allow an Employer to view a ranked list of candidates for a selected job posting.</w:t>
+      </w:r>
+      <w:r>
+        <w:br/>
+        <w:t>FR-22 The system shall allow a Candidate to view a ranked list of jobs for a selected resume profile.</w:t>
+      </w:r>
+      <w:r>
+        <w:br/>
+        <w:t xml:space="preserve">FR-24 The system should allow a user to filter results by </w:t>
       </w:r>
       <w:r>
         <w:rPr>
           <w:highlight w:val="yellow"/>
         </w:rPr>
-        <w:t>some x</w:t>
-      </w:r>
-      <w:r>
-        <w:t xml:space="preserve"> jobs</w:t>
+        <w:t>a later decided</w:t>
+      </w:r>
+      <w:r>
+        <w:t xml:space="preserve"> criteria.</w:t>
+      </w:r>
+    </w:p>
+    <w:p/>
+    <w:p>
+      <w:r>
+        <w:lastRenderedPageBreak/>
+        <w:t xml:space="preserve">We chose not to tell them why they failed so they didn’t optimize </w:t>
+      </w:r>
+      <w:r>
+        <w:t xml:space="preserve">their resume to cheat the system </w:t>
+      </w:r>
+      <w:r>
+        <w:t xml:space="preserve">resume </w:t>
+      </w:r>
+    </w:p>
+    <w:p/>
+    <w:p>
+      <w:r>
+        <w:t xml:space="preserve">React and </w:t>
+      </w:r>
+      <w:proofErr w:type="spellStart"/>
+      <w:r>
+        <w:t>javascript</w:t>
+      </w:r>
+      <w:proofErr w:type="spellEnd"/>
+      <w:r>
+        <w:t xml:space="preserve"> for the front end </w:t>
+      </w:r>
+    </w:p>
+    <w:p>
+      <w:pPr>
+        <w:rPr>
+          <w:lang w:val="en-US"/>
+        </w:rPr>
+      </w:pPr>
+    </w:p>
+    <w:p>
+      <w:pPr>
+        <w:rPr>
+          <w:b/>
+          <w:bCs/>
+          <w:sz w:val="28"/>
+          <w:szCs w:val="24"/>
+        </w:rPr>
+      </w:pPr>
+      <w:r>
+        <w:rPr>
+          <w:b/>
+          <w:bCs/>
+          <w:sz w:val="28"/>
+          <w:szCs w:val="24"/>
+        </w:rPr>
+        <w:t>Objectives Clearly Defined</w:t>
+      </w:r>
+    </w:p>
+    <w:p>
+      <w:pPr>
+        <w:rPr>
+          <w:b/>
+          <w:bCs/>
+        </w:rPr>
+      </w:pPr>
+    </w:p>
+    <w:p>
+      <w:pPr>
+        <w:rPr>
+          <w:b/>
+          <w:bCs/>
+        </w:rPr>
+      </w:pPr>
+      <w:r>
+        <w:rPr>
+          <w:b/>
+          <w:bCs/>
+        </w:rPr>
+        <w:t>Background or context</w:t>
+      </w:r>
+    </w:p>
+    <w:p>
+      <w:r>
+        <w:t>We observe that modern recruitment is often inefficient and opaque. Employers must manually sift through many applications of varying relevance, while applicants frequently receive little meaningful feedback about why they were rejected. This creates wasted effort on both sides and can cause qualified candidates to be missed. We are addressing this problem by formalising the comparison between job requirements and candidate competencies into a structured computational process.</w:t>
+      </w:r>
+    </w:p>
+    <w:p>
+      <w:r>
+        <w:t xml:space="preserve">We are not trying to model full hiring outcomes or replace recruiters. We are specifically scoping our project as an </w:t>
+      </w:r>
+      <w:r>
+        <w:rPr>
+          <w:b/>
+          <w:bCs/>
+        </w:rPr>
+        <w:t>initial matching and recommendation stage</w:t>
+      </w:r>
+      <w:r>
+        <w:t xml:space="preserve">, focused on whether the competencies expressed in a resume satisfy the requirements expressed in a job description. To keep the problem manageable and evaluation realistic, we are limiting our scope to </w:t>
+      </w:r>
+      <w:r>
+        <w:rPr>
+          <w:b/>
+          <w:bCs/>
+        </w:rPr>
+        <w:t>computing related roles</w:t>
       </w:r>
       <w:r>
         <w:t>.</w:t>
       </w:r>
     </w:p>
+    <w:p>
+      <w:pPr>
+        <w:rPr>
+          <w:b/>
+          <w:bCs/>
+        </w:rPr>
+      </w:pPr>
+    </w:p>
+    <w:p>
+      <w:pPr>
+        <w:rPr>
+          <w:b/>
+          <w:bCs/>
+        </w:rPr>
+      </w:pPr>
+      <w:r>
+        <w:rPr>
+          <w:b/>
+          <w:bCs/>
+        </w:rPr>
+        <w:t>What we aim to accomplish</w:t>
+      </w:r>
+    </w:p>
+    <w:p>
+      <w:r>
+        <w:t xml:space="preserve">We aim to build a </w:t>
+      </w:r>
+      <w:r>
+        <w:rPr>
+          <w:b/>
+          <w:bCs/>
+        </w:rPr>
+        <w:t>Transparent Job Matching and Qualification System</w:t>
+      </w:r>
+      <w:r>
+        <w:t xml:space="preserve"> for computing related roles. Our system will accept resumes from candidates and job descriptions from employers, extract relevant competencies from both, map them into a shared </w:t>
+      </w:r>
+      <w:r>
+        <w:rPr>
+          <w:b/>
+          <w:bCs/>
+        </w:rPr>
+        <w:t>O*NET based competency space</w:t>
+      </w:r>
+      <w:r>
+        <w:t xml:space="preserve">, and determine whether a candidate is qualified for a given role. Candidates who satisfy required criteria will then be ranked by suitability, while jobs may also be ranked for candidates by compatibility. A key part of what we are building is that the system will not only produce a match result, but also explain </w:t>
+      </w:r>
+      <w:r>
+        <w:rPr>
+          <w:b/>
+          <w:bCs/>
+        </w:rPr>
+        <w:t>why</w:t>
+      </w:r>
+      <w:r>
+        <w:t xml:space="preserve"> the candidate was or was not considered a good match.</w:t>
+      </w:r>
+    </w:p>
+    <w:p>
+      <w:r>
+        <w:t>Our central objective is to reduce two major failure types: recommending candidates who are actually unqualified, and missing candidates who genuinely satisfy the requirements. In other words, we are trying to approximate the first pass judgement a skilled human recruiter makes, while making that judgement more transparent and consistent.</w:t>
+      </w:r>
+    </w:p>
+    <w:p>
+      <w:pPr>
+        <w:rPr>
+          <w:b/>
+          <w:bCs/>
+        </w:rPr>
+      </w:pPr>
+    </w:p>
+    <w:p>
+      <w:pPr>
+        <w:rPr>
+          <w:b/>
+          <w:bCs/>
+        </w:rPr>
+      </w:pPr>
+      <w:r>
+        <w:rPr>
+          <w:b/>
+          <w:bCs/>
+        </w:rPr>
+        <w:t>What we will definitely do</w:t>
+      </w:r>
+    </w:p>
+    <w:p>
+      <w:r>
+        <w:t>We will:</w:t>
+      </w:r>
+    </w:p>
+    <w:p>
+      <w:pPr>
+        <w:numPr>
+          <w:ilvl w:val="0"/>
+          <w:numId w:val="1"/>
+        </w:numPr>
+      </w:pPr>
+      <w:r>
+        <w:lastRenderedPageBreak/>
+        <w:t>accept resumes and job descriptions as input</w:t>
+      </w:r>
+    </w:p>
+    <w:p>
+      <w:pPr>
+        <w:numPr>
+          <w:ilvl w:val="0"/>
+          <w:numId w:val="1"/>
+        </w:numPr>
+      </w:pPr>
+      <w:r>
+        <w:t>extract competencies from unstructured text</w:t>
+      </w:r>
+    </w:p>
+    <w:p>
+      <w:pPr>
+        <w:numPr>
+          <w:ilvl w:val="0"/>
+          <w:numId w:val="1"/>
+        </w:numPr>
+      </w:pPr>
+      <w:r>
+        <w:t xml:space="preserve">map extracted competencies to </w:t>
+      </w:r>
+      <w:r>
+        <w:rPr>
+          <w:b/>
+          <w:bCs/>
+        </w:rPr>
+        <w:t>O*NET descriptors</w:t>
+      </w:r>
+    </w:p>
+    <w:p>
+      <w:pPr>
+        <w:numPr>
+          <w:ilvl w:val="0"/>
+          <w:numId w:val="1"/>
+        </w:numPr>
+      </w:pPr>
+      <w:r>
+        <w:t>generate structured competency profiles for jobs and candidates</w:t>
+      </w:r>
+    </w:p>
+    <w:p>
+      <w:pPr>
+        <w:numPr>
+          <w:ilvl w:val="0"/>
+          <w:numId w:val="1"/>
+        </w:numPr>
+      </w:pPr>
+      <w:r>
+        <w:t>determine whether required competencies are satisfied</w:t>
+      </w:r>
+    </w:p>
+    <w:p>
+      <w:pPr>
+        <w:numPr>
+          <w:ilvl w:val="0"/>
+          <w:numId w:val="1"/>
+        </w:numPr>
+      </w:pPr>
+      <w:r>
+        <w:t>rank qualified candidates for employers and relevant jobs for candidates</w:t>
+      </w:r>
+    </w:p>
+    <w:p>
+      <w:pPr>
+        <w:numPr>
+          <w:ilvl w:val="0"/>
+          <w:numId w:val="1"/>
+        </w:numPr>
+      </w:pPr>
+      <w:r>
+        <w:t>provide explanations showing matched and missing competencies</w:t>
+      </w:r>
+    </w:p>
+    <w:p>
+      <w:pPr>
+        <w:rPr>
+          <w:b/>
+          <w:bCs/>
+        </w:rPr>
+      </w:pPr>
+      <w:r>
+        <w:rPr>
+          <w:b/>
+          <w:bCs/>
+        </w:rPr>
+        <w:t>What we will definitely not do</w:t>
+      </w:r>
+    </w:p>
+    <w:p>
+      <w:r>
+        <w:t xml:space="preserve">We will </w:t>
+      </w:r>
+      <w:r>
+        <w:rPr>
+          <w:b/>
+          <w:bCs/>
+        </w:rPr>
+        <w:t>not</w:t>
+      </w:r>
+      <w:r>
+        <w:t xml:space="preserve"> build a complete hiring platform. We will not cover later recruitment stages such as interviews, offer management, onboarding, or final hiring decisions. We will also not claim to predict actual job performance or guarantee real world hiring accuracy, since our system only operates on information available in resumes and job descriptions.</w:t>
+      </w:r>
+    </w:p>
+    <w:p>
+      <w:pPr>
+        <w:rPr>
+          <w:b/>
+          <w:bCs/>
+        </w:rPr>
+      </w:pPr>
+      <w:r>
+        <w:rPr>
+          <w:b/>
+          <w:bCs/>
+        </w:rPr>
+        <w:t>What we might do</w:t>
+      </w:r>
+    </w:p>
+    <w:p>
+      <w:r>
+        <w:t>If time permits, we may include stronger ranking customisation, more detailed candidate gap feedback, and richer visualisations of candidate versus job competency profiles. However, we see ranking quality as secondary to correctly determining qualification, so these additions depend on the qualification stage performing well first.</w:t>
+      </w:r>
+    </w:p>
+    <w:p>
+      <w:pPr>
+        <w:rPr>
+          <w:b/>
+          <w:bCs/>
+        </w:rPr>
+      </w:pPr>
+      <w:r>
+        <w:rPr>
+          <w:b/>
+          <w:bCs/>
+        </w:rPr>
+        <w:t xml:space="preserve">Technical issues and why the project is </w:t>
+      </w:r>
+      <w:proofErr w:type="spellStart"/>
+      <w:r>
+        <w:rPr>
+          <w:b/>
+          <w:bCs/>
+        </w:rPr>
+        <w:t>non</w:t>
+      </w:r>
+      <w:proofErr w:type="spellEnd"/>
+      <w:r>
+        <w:rPr>
+          <w:b/>
+          <w:bCs/>
+        </w:rPr>
+        <w:t xml:space="preserve"> trivial</w:t>
+      </w:r>
+    </w:p>
+    <w:p>
+      <w:r>
+        <w:t xml:space="preserve">Our project is </w:t>
+      </w:r>
+      <w:proofErr w:type="spellStart"/>
+      <w:r>
+        <w:t>non</w:t>
+      </w:r>
+      <w:proofErr w:type="spellEnd"/>
+      <w:r>
+        <w:t xml:space="preserve"> trivial because the hardest part is not building a website, but converting messy, unstructured text into a reliable competency representation that can support qualification decisions. Resumes and job descriptions are often vague, inconsistent, and full of synonyms, implied skills, and uneven detail. Extracting competencies accurately and then mapping them into a fixed O*NET framework is technically demanding.</w:t>
+      </w:r>
+    </w:p>
+    <w:p>
+      <w:r>
+        <w:t xml:space="preserve">A second challenge is defining “qualified” in a defensible way. We are treating qualification as </w:t>
+      </w:r>
+      <w:proofErr w:type="spellStart"/>
+      <w:r>
+        <w:rPr>
+          <w:b/>
+          <w:bCs/>
+        </w:rPr>
+        <w:t>multi dimensional</w:t>
+      </w:r>
+      <w:proofErr w:type="spellEnd"/>
+      <w:r>
+        <w:t>, based on factors such as skill coverage, relevance of experience, education, and semantic similarity, rather than a single raw score. This means we must combine multiple signals without making the system arbitrary or opaque.</w:t>
+      </w:r>
+    </w:p>
+    <w:p>
+      <w:r>
+        <w:t xml:space="preserve">A third challenge is that our approach assumes useful structure in a high dimensional competency space. We also have to consider the fact that linear relationships may not always hold, and that the system must scale beyond a tiny test dataset. This means the project involves real modelling, representation, and computational </w:t>
+      </w:r>
+      <w:proofErr w:type="spellStart"/>
+      <w:r>
+        <w:t>tradeoffs</w:t>
+      </w:r>
+      <w:proofErr w:type="spellEnd"/>
+      <w:r>
+        <w:t>, not just basic CRUD functionality.</w:t>
+      </w:r>
+    </w:p>
+    <w:p>
+      <w:r>
+        <w:t xml:space="preserve">Finally, evaluation itself is difficult. Ground truth for “who is truly qualified” is rarely readily available, so we must define a credible testing strategy using O*NET occupational data, public datasets, and approximate labelled evaluation pairs. Our methodology therefore evaluates the </w:t>
+      </w:r>
+      <w:r>
+        <w:lastRenderedPageBreak/>
+        <w:t xml:space="preserve">system in two stages: first the binary qualification decision using </w:t>
+      </w:r>
+      <w:r>
+        <w:rPr>
+          <w:b/>
+          <w:bCs/>
+        </w:rPr>
+        <w:t>precision, recall, and F1</w:t>
+      </w:r>
+      <w:r>
+        <w:t xml:space="preserve">, and then ranking quality using metrics such as </w:t>
+      </w:r>
+      <w:proofErr w:type="spellStart"/>
+      <w:r>
+        <w:rPr>
+          <w:b/>
+          <w:bCs/>
+        </w:rPr>
+        <w:t>Precision@K</w:t>
+      </w:r>
+      <w:proofErr w:type="spellEnd"/>
+      <w:r>
+        <w:rPr>
+          <w:b/>
+          <w:bCs/>
+        </w:rPr>
+        <w:t xml:space="preserve">, </w:t>
+      </w:r>
+      <w:proofErr w:type="spellStart"/>
+      <w:r>
+        <w:rPr>
+          <w:b/>
+          <w:bCs/>
+        </w:rPr>
+        <w:t>nDCG@K</w:t>
+      </w:r>
+      <w:proofErr w:type="spellEnd"/>
+      <w:r>
+        <w:rPr>
+          <w:b/>
+          <w:bCs/>
+        </w:rPr>
+        <w:t>, and MRR</w:t>
+      </w:r>
+      <w:r>
+        <w:t xml:space="preserve"> if time permits.</w:t>
+      </w:r>
+    </w:p>
+    <w:p>
+      <w:pPr>
+        <w:rPr>
+          <w:b/>
+          <w:bCs/>
+        </w:rPr>
+      </w:pPr>
+      <w:r>
+        <w:rPr>
+          <w:b/>
+          <w:bCs/>
+        </w:rPr>
+        <w:t>Knowledge from the curriculum required</w:t>
+      </w:r>
+    </w:p>
+    <w:p>
+      <w:r>
+        <w:t>To solve this problem, we must draw on knowledge from several areas of the computing curriculum: software engineering for system design and modular implementation, databases for storing structured profiles and results, NLP and machine learning for extraction and semantic mapping, and algorithms and evaluation methods for matching, ranking, and performance analysis. That is part of why we see this as a genuine capstone level problem rather than a basic web application.</w:t>
+      </w:r>
+    </w:p>
+    <w:p>
+      <w:r>
+        <w:t xml:space="preserve">One thing you should keep tight when you present this live is your definition of </w:t>
+      </w:r>
+      <w:r>
+        <w:rPr>
+          <w:b/>
+          <w:bCs/>
+        </w:rPr>
+        <w:t>qualified</w:t>
+      </w:r>
+      <w:r>
+        <w:t>. That is where assessors are most likely to push. The strongest framing is that we determine qualification by checking whether required competencies are satisfied across multiple dimensions, and only then do we apply ranking.</w:t>
+      </w:r>
+    </w:p>
     <w:p/>
-    <w:p>
-      <w:pPr>
-        <w:rPr>
-          <w:b/>
-          <w:bCs/>
-        </w:rPr>
-      </w:pPr>
-      <w:r>
-        <w:rPr>
-          <w:b/>
-          <w:bCs/>
-        </w:rPr>
-        <w:t>Viewing results</w:t>
-      </w:r>
-    </w:p>
-    <w:p>
-      <w:r>
-        <w:t>FR-21 The system shall allow an Employer to view a ranked list of candidates for a selected job posting.</w:t>
-      </w:r>
-      <w:r>
-        <w:br/>
-        <w:t>FR-22 The system shall allow a Candidate to view a ranked list of jobs for a selected resume profile.</w:t>
-      </w:r>
-      <w:r>
-        <w:br/>
-        <w:t xml:space="preserve">FR-24 The system should allow a user to filter results by </w:t>
-      </w:r>
-      <w:r>
-        <w:rPr>
-          <w:highlight w:val="yellow"/>
-        </w:rPr>
-        <w:t>a later decided</w:t>
-      </w:r>
-      <w:r>
-        <w:t xml:space="preserve"> criteria.</w:t>
-      </w:r>
-    </w:p>
+    <w:p/>
     <w:sectPr>
       <w:pgSz w:w="12240" w:h="15840" w:code="1"/>
       <w:pgMar w:top="1440" w:right="1440" w:bottom="1440" w:left="1440" w:header="720" w:footer="720" w:gutter="0"/>
@@ -628,6 +1131,163 @@
     </w:sectPr>
   </w:body>
 </w:document>
+</file>
+
+<file path=word/numbering.xml><?xml version="1.0" encoding="utf-8"?>
+<w:numbering xmlns:wpc="http://schemas.microsoft.com/office/word/2010/wordprocessingCanvas" xmlns:cx="http://schemas.microsoft.com/office/drawing/2014/chartex" xmlns:cx1="http://schemas.microsoft.com/office/drawing/2015/9/8/chartex" xmlns:cx2="http://schemas.microsoft.com/office/drawing/2015/10/21/chartex" xmlns:cx3="http://schemas.microsoft.com/office/drawing/2016/5/9/chartex" xmlns:cx4="http://schemas.microsoft.com/office/drawing/2016/5/10/chartex" xmlns:cx5="http://schemas.microsoft.com/office/drawing/2016/5/11/chartex" xmlns:cx6="http://schemas.microsoft.com/office/drawing/2016/5/12/chartex" xmlns:cx7="http://schemas.microsoft.com/office/drawing/2016/5/13/chartex" xmlns:cx8="http://schemas.microsoft.com/office/drawing/2016/5/14/chartex" xmlns:mc="http://schemas.openxmlformats.org/markup-compatibility/2006" xmlns:aink="http://schemas.microsoft.com/office/drawing/2016/ink" xmlns:am3d="http://schemas.microsoft.com/office/drawing/2017/model3d" xmlns:o="urn:schemas-microsoft-com:office:office" xmlns:oel="http://schemas.microsoft.com/office/2019/extlst" xmlns:r="http://schemas.openxmlformats.org/officeDocument/2006/relationships" xmlns:m="http://schemas.openxmlformats.org/officeDocument/2006/math" xmlns:v="urn:schemas-microsoft-com:vml" xmlns:wp14="http://schemas.microsoft.com/office/word/2010/wordprocessingDrawing" xmlns:wp="http://schemas.openxmlformats.org/drawingml/2006/wordprocessingDrawing" xmlns:w10="urn:schemas-microsoft-com:office:word" xmlns:w="http://schemas.openxmlformats.org/wordprocessingml/2006/main" xmlns:w14="http://schemas.microsoft.com/office/word/2010/wordml" xmlns:w15="http://schemas.microsoft.com/office/word/2012/wordml" xmlns:w16cex="http://schemas.microsoft.com/office/word/2018/wordml/cex" xmlns:w16cid="http://schemas.microsoft.com/office/word/2016/wordml/cid" xmlns:w16="http://schemas.microsoft.com/office/word/2018/wordml" xmlns:w16du="http://schemas.microsoft.com/office/word/2023/wordml/word16du" xmlns:w16sdtdh="http://schemas.microsoft.com/office/word/2020/wordml/sdtdatahash" xmlns:w16se="http://schemas.microsoft.com/office/word/2015/wordml/symex" xmlns:wpg="http://schemas.microsoft.com/office/word/2010/wordprocessingGroup" xmlns:wpi="http://schemas.microsoft.com/office/word/2010/wordprocessingInk" xmlns:wne="http://schemas.microsoft.com/office/word/2006/wordml" xmlns:wps="http://schemas.microsoft.com/office/word/2010/wordprocessingShape" mc:Ignorable="w14 w15 w16se w16cid w16 w16cex w16sdtdh w16du wp14">
+  <w:abstractNum w:abstractNumId="0" w15:restartNumberingAfterBreak="0">
+    <w:nsid w:val="4203386B"/>
+    <w:multiLevelType w:val="multilevel"/>
+    <w:tmpl w:val="5FBE9192"/>
+    <w:lvl w:ilvl="0">
+      <w:start w:val="1"/>
+      <w:numFmt w:val="bullet"/>
+      <w:lvlText w:val=""/>
+      <w:lvlJc w:val="left"/>
+      <w:pPr>
+        <w:tabs>
+          <w:tab w:val="num" w:pos="720"/>
+        </w:tabs>
+        <w:ind w:left="720" w:hanging="360"/>
+      </w:pPr>
+      <w:rPr>
+        <w:rFonts w:ascii="Symbol" w:hAnsi="Symbol" w:hint="default"/>
+        <w:sz w:val="20"/>
+      </w:rPr>
+    </w:lvl>
+    <w:lvl w:ilvl="1" w:tentative="1">
+      <w:start w:val="1"/>
+      <w:numFmt w:val="bullet"/>
+      <w:lvlText w:val="o"/>
+      <w:lvlJc w:val="left"/>
+      <w:pPr>
+        <w:tabs>
+          <w:tab w:val="num" w:pos="1440"/>
+        </w:tabs>
+        <w:ind w:left="1440" w:hanging="360"/>
+      </w:pPr>
+      <w:rPr>
+        <w:rFonts w:ascii="Courier New" w:hAnsi="Courier New" w:hint="default"/>
+        <w:sz w:val="20"/>
+      </w:rPr>
+    </w:lvl>
+    <w:lvl w:ilvl="2" w:tentative="1">
+      <w:start w:val="1"/>
+      <w:numFmt w:val="bullet"/>
+      <w:lvlText w:val=""/>
+      <w:lvlJc w:val="left"/>
+      <w:pPr>
+        <w:tabs>
+          <w:tab w:val="num" w:pos="2160"/>
+        </w:tabs>
+        <w:ind w:left="2160" w:hanging="360"/>
+      </w:pPr>
+      <w:rPr>
+        <w:rFonts w:ascii="Wingdings" w:hAnsi="Wingdings" w:hint="default"/>
+        <w:sz w:val="20"/>
+      </w:rPr>
+    </w:lvl>
+    <w:lvl w:ilvl="3" w:tentative="1">
+      <w:start w:val="1"/>
+      <w:numFmt w:val="bullet"/>
+      <w:lvlText w:val=""/>
+      <w:lvlJc w:val="left"/>
+      <w:pPr>
+        <w:tabs>
+          <w:tab w:val="num" w:pos="2880"/>
+        </w:tabs>
+        <w:ind w:left="2880" w:hanging="360"/>
+      </w:pPr>
+      <w:rPr>
+        <w:rFonts w:ascii="Wingdings" w:hAnsi="Wingdings" w:hint="default"/>
+        <w:sz w:val="20"/>
+      </w:rPr>
+    </w:lvl>
+    <w:lvl w:ilvl="4" w:tentative="1">
+      <w:start w:val="1"/>
+      <w:numFmt w:val="bullet"/>
+      <w:lvlText w:val=""/>
+      <w:lvlJc w:val="left"/>
+      <w:pPr>
+        <w:tabs>
+          <w:tab w:val="num" w:pos="3600"/>
+        </w:tabs>
+        <w:ind w:left="3600" w:hanging="360"/>
+      </w:pPr>
+      <w:rPr>
+        <w:rFonts w:ascii="Wingdings" w:hAnsi="Wingdings" w:hint="default"/>
+        <w:sz w:val="20"/>
+      </w:rPr>
+    </w:lvl>
+    <w:lvl w:ilvl="5" w:tentative="1">
+      <w:start w:val="1"/>
+      <w:numFmt w:val="bullet"/>
+      <w:lvlText w:val=""/>
+      <w:lvlJc w:val="left"/>
+      <w:pPr>
+        <w:tabs>
+          <w:tab w:val="num" w:pos="4320"/>
+        </w:tabs>
+        <w:ind w:left="4320" w:hanging="360"/>
+      </w:pPr>
+      <w:rPr>
+        <w:rFonts w:ascii="Wingdings" w:hAnsi="Wingdings" w:hint="default"/>
+        <w:sz w:val="20"/>
+      </w:rPr>
+    </w:lvl>
+    <w:lvl w:ilvl="6" w:tentative="1">
+      <w:start w:val="1"/>
+      <w:numFmt w:val="bullet"/>
+      <w:lvlText w:val=""/>
+      <w:lvlJc w:val="left"/>
+      <w:pPr>
+        <w:tabs>
+          <w:tab w:val="num" w:pos="5040"/>
+        </w:tabs>
+        <w:ind w:left="5040" w:hanging="360"/>
+      </w:pPr>
+      <w:rPr>
+        <w:rFonts w:ascii="Wingdings" w:hAnsi="Wingdings" w:hint="default"/>
+        <w:sz w:val="20"/>
+      </w:rPr>
+    </w:lvl>
+    <w:lvl w:ilvl="7" w:tentative="1">
+      <w:start w:val="1"/>
+      <w:numFmt w:val="bullet"/>
+      <w:lvlText w:val=""/>
+      <w:lvlJc w:val="left"/>
+      <w:pPr>
+        <w:tabs>
+          <w:tab w:val="num" w:pos="5760"/>
+        </w:tabs>
+        <w:ind w:left="5760" w:hanging="360"/>
+      </w:pPr>
+      <w:rPr>
+        <w:rFonts w:ascii="Wingdings" w:hAnsi="Wingdings" w:hint="default"/>
+        <w:sz w:val="20"/>
+      </w:rPr>
+    </w:lvl>
+    <w:lvl w:ilvl="8" w:tentative="1">
+      <w:start w:val="1"/>
+      <w:numFmt w:val="bullet"/>
+      <w:lvlText w:val=""/>
+      <w:lvlJc w:val="left"/>
+      <w:pPr>
+        <w:tabs>
+          <w:tab w:val="num" w:pos="6480"/>
+        </w:tabs>
+        <w:ind w:left="6480" w:hanging="360"/>
+      </w:pPr>
+      <w:rPr>
+        <w:rFonts w:ascii="Wingdings" w:hAnsi="Wingdings" w:hint="default"/>
+        <w:sz w:val="20"/>
+      </w:rPr>
+    </w:lvl>
+  </w:abstractNum>
+  <w:num w:numId="1" w16cid:durableId="433592286">
+    <w:abstractNumId w:val="0"/>
+  </w:num>
+</w:numbering>
 </file>
 
 <file path=word/styles.xml><?xml version="1.0" encoding="utf-8"?>

--- a/docs/Midsem doc.docx
+++ b/docs/Midsem doc.docx
@@ -614,13 +614,25 @@
       </w:r>
       <w:r>
         <w:br/>
-        <w:t xml:space="preserve">FR-24 The system should allow a user to filter results by </w:t>
+        <w:t>FR-24 The system sh</w:t>
+      </w:r>
+      <w:r>
+        <w:t>all</w:t>
+      </w:r>
+      <w:r>
+        <w:t xml:space="preserve"> allow a user to filter results by </w:t>
       </w:r>
       <w:r>
         <w:rPr>
           <w:highlight w:val="yellow"/>
         </w:rPr>
-        <w:t>a later decided</w:t>
+        <w:t>some</w:t>
+      </w:r>
+      <w:r>
+        <w:rPr>
+          <w:highlight w:val="yellow"/>
+        </w:rPr>
+        <w:t xml:space="preserve"> later decided</w:t>
       </w:r>
       <w:r>
         <w:t xml:space="preserve"> criteria.</w:t>
@@ -663,6 +675,33 @@
     <w:p>
       <w:pPr>
         <w:rPr>
+          <w:lang w:val="en-US"/>
+        </w:rPr>
+      </w:pPr>
+      <w:r>
+        <w:rPr>
+          <w:lang w:val="en-US"/>
+        </w:rPr>
+        <w:t xml:space="preserve">If you meet the minimum requirements for a job then you are a 1 and if completely not then 0 </w:t>
+      </w:r>
+    </w:p>
+    <w:p>
+      <w:pPr>
+        <w:rPr>
+          <w:lang w:val="en-US"/>
+        </w:rPr>
+      </w:pPr>
+    </w:p>
+    <w:p>
+      <w:pPr>
+        <w:rPr>
+          <w:lang w:val="en-US"/>
+        </w:rPr>
+      </w:pPr>
+    </w:p>
+    <w:p>
+      <w:pPr>
+        <w:rPr>
           <w:b/>
           <w:bCs/>
           <w:sz w:val="28"/>
@@ -704,97 +743,41 @@
     </w:p>
     <w:p>
       <w:r>
-        <w:t>We observe that modern recruitment is often inefficient and opaque. Employers must manually sift through many applications of varying relevance, while applicants frequently receive little meaningful feedback about why they were rejected. This creates wasted effort on both sides and can cause qualified candidates to be missed. We are addressing this problem by formalising the comparison between job requirements and candidate competencies into a structured computational process.</w:t>
-      </w:r>
-    </w:p>
-    <w:p>
-      <w:r>
-        <w:t xml:space="preserve">We are not trying to model full hiring outcomes or replace recruiters. We are specifically scoping our project as an </w:t>
-      </w:r>
-      <w:r>
-        <w:rPr>
-          <w:b/>
-          <w:bCs/>
-        </w:rPr>
-        <w:t>initial matching and recommendation stage</w:t>
-      </w:r>
-      <w:r>
-        <w:t xml:space="preserve">, focused on whether the competencies expressed in a resume satisfy the requirements expressed in a job description. To keep the problem manageable and evaluation realistic, we are limiting our scope to </w:t>
-      </w:r>
-      <w:r>
-        <w:rPr>
-          <w:b/>
-          <w:bCs/>
-        </w:rPr>
-        <w:t>computing related roles</w:t>
-      </w:r>
-      <w:r>
-        <w:t>.</w:t>
-      </w:r>
-    </w:p>
-    <w:p>
-      <w:pPr>
-        <w:rPr>
-          <w:b/>
-          <w:bCs/>
-        </w:rPr>
-      </w:pPr>
-    </w:p>
-    <w:p>
-      <w:pPr>
-        <w:rPr>
-          <w:b/>
-          <w:bCs/>
-        </w:rPr>
-      </w:pPr>
-      <w:r>
-        <w:rPr>
-          <w:b/>
-          <w:bCs/>
-        </w:rPr>
-        <w:t>What we aim to accomplish</w:t>
-      </w:r>
-    </w:p>
-    <w:p>
-      <w:r>
-        <w:t xml:space="preserve">We aim to build a </w:t>
-      </w:r>
-      <w:r>
-        <w:rPr>
-          <w:b/>
-          <w:bCs/>
-        </w:rPr>
-        <w:t>Transparent Job Matching and Qualification System</w:t>
-      </w:r>
-      <w:r>
-        <w:t xml:space="preserve"> for computing related roles. Our system will accept resumes from candidates and job descriptions from employers, extract relevant competencies from both, map them into a shared </w:t>
-      </w:r>
-      <w:r>
-        <w:rPr>
-          <w:b/>
-          <w:bCs/>
-        </w:rPr>
-        <w:t>O*NET based competency space</w:t>
-      </w:r>
-      <w:r>
-        <w:t xml:space="preserve">, and determine whether a candidate is qualified for a given role. Candidates who satisfy required criteria will then be ranked by suitability, while jobs may also be ranked for candidates by compatibility. A key part of what we are building is that the system will not only produce a match result, but also explain </w:t>
-      </w:r>
-      <w:r>
-        <w:rPr>
-          <w:b/>
-          <w:bCs/>
-        </w:rPr>
-        <w:t>why</w:t>
-      </w:r>
-      <w:r>
-        <w:t xml:space="preserve"> the candidate was or was not considered a good match.</w:t>
-      </w:r>
-    </w:p>
-    <w:p>
-      <w:r>
-        <w:t>Our central objective is to reduce two major failure types: recommending candidates who are actually unqualified, and missing candidates who genuinely satisfy the requirements. In other words, we are trying to approximate the first pass judgement a skilled human recruiter makes, while making that judgement more transparent and consistent.</w:t>
-      </w:r>
-    </w:p>
+        <w:t>We observe that modern recruitment is often inefficient and opaque. Employers must manually sift through many applications of varying relevance, while applicants often receive limited feedback about why they were not selected. This creates wasted effort on both sides and can cause qualified candidates to be missed. We are addressing this problem by formalising the comparison between job requirements and candidate competencies into a structured computational process.</w:t>
+      </w:r>
+    </w:p>
+    <w:p>
+      <w:r>
+        <w:t>We are not trying to model full hiring outcomes or replace recruiters. We are specifically scoping our project as an initial matching and recommendation stage, focused on whether the competencies expressed in a resume satisfy the requirements expressed in a job description. To keep the problem manageable and evaluation realistic, we are limiting our scope to computing related roles.</w:t>
+      </w:r>
+    </w:p>
+    <w:p/>
+    <w:p>
+      <w:pPr>
+        <w:rPr>
+          <w:b/>
+          <w:bCs/>
+        </w:rPr>
+      </w:pPr>
+      <w:r>
+        <w:rPr>
+          <w:b/>
+          <w:bCs/>
+        </w:rPr>
+        <w:t>Solution</w:t>
+      </w:r>
+    </w:p>
+    <w:p>
+      <w:r>
+        <w:t>We aim to build a Job Matching and Qualification System for computing related roles. Our system will accept resumes from candidates and job descriptions from employers, extract relevant competencies from both, map them into a shared O*NET based competency space, and determine whether a candidate is qualified for a given role. Candidates who satisfy required criteria will then be ranked by suitability, while jobs may also be ranked for candidates by compatibility.</w:t>
+      </w:r>
+    </w:p>
+    <w:p>
+      <w:r>
+        <w:t>Our central objective is to reduce two major failure types: recommending candidates who are actually unqualified, and missing candidates who genuinely satisfy the requirements. In other words, we are trying to approximate the first pass judgement a skilled human recruiter makes in a more consistent and structured way.</w:t>
+      </w:r>
+    </w:p>
+    <w:p/>
     <w:p>
       <w:pPr>
         <w:rPr>
@@ -827,11 +810,10 @@
       <w:pPr>
         <w:numPr>
           <w:ilvl w:val="0"/>
-          <w:numId w:val="1"/>
+          <w:numId w:val="2"/>
         </w:numPr>
       </w:pPr>
       <w:r>
-        <w:lastRenderedPageBreak/>
         <w:t>accept resumes and job descriptions as input</w:t>
       </w:r>
     </w:p>
@@ -839,7 +821,7 @@
       <w:pPr>
         <w:numPr>
           <w:ilvl w:val="0"/>
-          <w:numId w:val="1"/>
+          <w:numId w:val="2"/>
         </w:numPr>
       </w:pPr>
       <w:r>
@@ -850,25 +832,18 @@
       <w:pPr>
         <w:numPr>
           <w:ilvl w:val="0"/>
-          <w:numId w:val="1"/>
+          <w:numId w:val="2"/>
         </w:numPr>
       </w:pPr>
       <w:r>
-        <w:t xml:space="preserve">map extracted competencies to </w:t>
-      </w:r>
-      <w:r>
-        <w:rPr>
-          <w:b/>
-          <w:bCs/>
-        </w:rPr>
-        <w:t>O*NET descriptors</w:t>
+        <w:t>map extracted competencies to O*NET descriptors</w:t>
       </w:r>
     </w:p>
     <w:p>
       <w:pPr>
         <w:numPr>
           <w:ilvl w:val="0"/>
-          <w:numId w:val="1"/>
+          <w:numId w:val="2"/>
         </w:numPr>
       </w:pPr>
       <w:r>
@@ -879,7 +854,7 @@
       <w:pPr>
         <w:numPr>
           <w:ilvl w:val="0"/>
-          <w:numId w:val="1"/>
+          <w:numId w:val="2"/>
         </w:numPr>
       </w:pPr>
       <w:r>
@@ -890,7 +865,7 @@
       <w:pPr>
         <w:numPr>
           <w:ilvl w:val="0"/>
-          <w:numId w:val="1"/>
+          <w:numId w:val="2"/>
         </w:numPr>
       </w:pPr>
       <w:r>
@@ -899,17 +874,6 @@
     </w:p>
     <w:p>
       <w:pPr>
-        <w:numPr>
-          <w:ilvl w:val="0"/>
-          <w:numId w:val="1"/>
-        </w:numPr>
-      </w:pPr>
-      <w:r>
-        <w:t>provide explanations showing matched and missing competencies</w:t>
-      </w:r>
-    </w:p>
-    <w:p>
-      <w:pPr>
         <w:rPr>
           <w:b/>
           <w:bCs/>
@@ -925,17 +889,7 @@
     </w:p>
     <w:p>
       <w:r>
-        <w:t xml:space="preserve">We will </w:t>
-      </w:r>
-      <w:r>
-        <w:rPr>
-          <w:b/>
-          <w:bCs/>
-        </w:rPr>
-        <w:t>not</w:t>
-      </w:r>
-      <w:r>
-        <w:t xml:space="preserve"> build a complete hiring platform. We will not cover later recruitment stages such as interviews, offer management, onboarding, or final hiring decisions. We will also not claim to predict actual job performance or guarantee real world hiring accuracy, since our system only operates on information available in resumes and job descriptions.</w:t>
+        <w:t>We will not build a complete hiring platform. We will not cover later recruitment stages such as interviews, offer management, onboarding, or final hiring decisions. We will also not claim to predict actual job performance or guarantee real world hiring accuracy, since our system only operates on information available in resumes and job descriptions.</w:t>
       </w:r>
     </w:p>
     <w:p>
@@ -955,8 +909,24 @@
     </w:p>
     <w:p>
       <w:r>
-        <w:t>If time permits, we may include stronger ranking customisation, more detailed candidate gap feedback, and richer visualisations of candidate versus job competency profiles. However, we see ranking quality as secondary to correctly determining qualification, so these additions depend on the qualification stage performing well first.</w:t>
-      </w:r>
+        <w:t xml:space="preserve">If time permits, we may include features that correspond to the </w:t>
+      </w:r>
+      <w:proofErr w:type="spellStart"/>
+      <w:r>
+        <w:t>non core</w:t>
+      </w:r>
+      <w:proofErr w:type="spellEnd"/>
+      <w:r>
+        <w:t xml:space="preserve"> requirements of the system. These include allowing employers to explicitly mark competencies as required or preferred, allowing users to adjust ranking weights within defined bounds, generating explanations for qualification decisions, producing competency gap reports for candidates who are not qualified, and allowing users to filter results by criteria to be decided later. These features are valuable, but they are secondary to ensuring that the system can first extract competencies reliably, determine qualification correctly, and produce useful rankings.</w:t>
+      </w:r>
+    </w:p>
+    <w:p>
+      <w:pPr>
+        <w:rPr>
+          <w:b/>
+          <w:bCs/>
+        </w:rPr>
+      </w:pPr>
     </w:p>
     <w:p>
       <w:pPr>
@@ -1016,11 +986,18 @@
       </w:r>
       <w:proofErr w:type="spellEnd"/>
       <w:r>
-        <w:t>, based on factors such as skill coverage, relevance of experience, education, and semantic similarity, rather than a single raw score. This means we must combine multiple signals without making the system arbitrary or opaque.</w:t>
-      </w:r>
-    </w:p>
-    <w:p>
-      <w:r>
+        <w:t>, based on factors such as skill coverage, relevance of experience</w:t>
+      </w:r>
+      <w:r>
+        <w:t xml:space="preserve"> and </w:t>
+      </w:r>
+      <w:r>
+        <w:t>education, rather than a single raw score. This means we must combine multiple signals without making the system arbitrary or opaque.</w:t>
+      </w:r>
+    </w:p>
+    <w:p>
+      <w:r>
+        <w:lastRenderedPageBreak/>
         <w:t xml:space="preserve">A third challenge is that our approach assumes useful structure in a high dimensional competency space. We also have to consider the fact that linear relationships may not always hold, and that the system must scale beyond a tiny test dataset. This means the project involves real modelling, representation, and computational </w:t>
       </w:r>
       <w:proofErr w:type="spellStart"/>
@@ -1034,94 +1011,215 @@
     </w:p>
     <w:p>
       <w:r>
-        <w:t xml:space="preserve">Finally, evaluation itself is difficult. Ground truth for “who is truly qualified” is rarely readily available, so we must define a credible testing strategy using O*NET occupational data, public datasets, and approximate labelled evaluation pairs. Our methodology therefore evaluates the </w:t>
-      </w:r>
+        <w:t xml:space="preserve">Finally, evaluation itself is difficult. Ground truth for “who is truly qualified” is rarely readily available, so we must define a credible testing strategy using O*NET occupational data, public datasets, and approximate labelled evaluation pairs. Our methodology therefore evaluates the system in two stages: first the binary qualification decision using </w:t>
+      </w:r>
+      <w:r>
+        <w:rPr>
+          <w:b/>
+          <w:bCs/>
+        </w:rPr>
+        <w:t>precision, recall, and F1</w:t>
+      </w:r>
+      <w:r>
+        <w:t xml:space="preserve">, and then ranking quality using metrics such as </w:t>
+      </w:r>
+      <w:proofErr w:type="spellStart"/>
+      <w:r>
+        <w:rPr>
+          <w:b/>
+          <w:bCs/>
+        </w:rPr>
+        <w:t>Precision@K</w:t>
+      </w:r>
+      <w:proofErr w:type="spellEnd"/>
+      <w:r>
+        <w:rPr>
+          <w:b/>
+          <w:bCs/>
+        </w:rPr>
+        <w:t xml:space="preserve">, </w:t>
+      </w:r>
+      <w:proofErr w:type="spellStart"/>
+      <w:r>
+        <w:rPr>
+          <w:b/>
+          <w:bCs/>
+        </w:rPr>
+        <w:t>nDCG@K</w:t>
+      </w:r>
+      <w:proofErr w:type="spellEnd"/>
+      <w:r>
+        <w:rPr>
+          <w:b/>
+          <w:bCs/>
+        </w:rPr>
+        <w:t>, and MRR</w:t>
+      </w:r>
+      <w:r>
+        <w:t xml:space="preserve"> if time permits.</w:t>
+      </w:r>
+    </w:p>
+    <w:p>
+      <w:pPr>
+        <w:rPr>
+          <w:b/>
+          <w:bCs/>
+        </w:rPr>
+      </w:pPr>
+      <w:r>
+        <w:rPr>
+          <w:b/>
+          <w:bCs/>
+        </w:rPr>
+        <w:t>Knowledge from the curriculum required</w:t>
+      </w:r>
+    </w:p>
+    <w:p>
+      <w:r>
+        <w:t xml:space="preserve">To solve this problem, we must draw on knowledge from several courses in the computing curriculum. </w:t>
+      </w:r>
+      <w:r>
+        <w:rPr>
+          <w:b/>
+          <w:bCs/>
+        </w:rPr>
+        <w:t>COMP2171</w:t>
+      </w:r>
+      <w:r>
+        <w:t xml:space="preserve"> and </w:t>
+      </w:r>
+      <w:r>
+        <w:rPr>
+          <w:b/>
+          <w:bCs/>
+        </w:rPr>
+        <w:t>COMP2140</w:t>
+      </w:r>
+      <w:r>
+        <w:t xml:space="preserve"> will support our documentation, requirements analysis, and system modelling, including the production of diagrams and structured design artefacts needed to communicate the system clearly. </w:t>
+      </w:r>
+      <w:r>
+        <w:rPr>
+          <w:b/>
+          <w:bCs/>
+        </w:rPr>
+        <w:t>COMP3161</w:t>
+      </w:r>
+      <w:r>
+        <w:t xml:space="preserve"> will support the database aspects of the project, including how we store resumes, job postings, extracted competencies, and generated results in a structured way.</w:t>
+      </w:r>
+    </w:p>
+    <w:p>
+      <w:r>
+        <w:t xml:space="preserve">We will also rely on </w:t>
+      </w:r>
+      <w:r>
+        <w:rPr>
+          <w:b/>
+          <w:bCs/>
+        </w:rPr>
+        <w:t>COMP3162 Data Science</w:t>
+      </w:r>
+      <w:r>
+        <w:t xml:space="preserve"> for data cleaning, preprocessing, and potentially some of the modelling and evaluation work needed to handle messy resume and job description data. Since our implementation will make use of Python, </w:t>
+      </w:r>
+      <w:r>
+        <w:rPr>
+          <w:b/>
+          <w:bCs/>
+        </w:rPr>
+        <w:t>COMP1127</w:t>
+      </w:r>
+      <w:r>
+        <w:t xml:space="preserve"> provides foundational programming knowledge that will support the backend logic, text processing, and experimentation. </w:t>
+      </w:r>
+      <w:r>
+        <w:rPr>
+          <w:b/>
+          <w:bCs/>
+        </w:rPr>
+        <w:t>INFO2180 Web Development</w:t>
+      </w:r>
+      <w:r>
+        <w:t xml:space="preserve"> will be relevant to the design and implementation of the front end through which employers and candidates interact with the system.</w:t>
+      </w:r>
+    </w:p>
+    <w:p>
+      <w:r>
+        <w:t xml:space="preserve">In addition, </w:t>
+      </w:r>
+      <w:r>
+        <w:rPr>
+          <w:b/>
+          <w:bCs/>
+        </w:rPr>
+        <w:t>COMP3220 Principles of AI</w:t>
+      </w:r>
+      <w:r>
+        <w:t xml:space="preserve"> is relevant because the project involves intelligent decision making in the form of competency extraction, matching, and qualification assessment. </w:t>
+      </w:r>
+      <w:r>
+        <w:rPr>
+          <w:b/>
+          <w:bCs/>
+        </w:rPr>
+        <w:t>COMP2211</w:t>
+      </w:r>
+      <w:r>
+        <w:t xml:space="preserve"> will also be useful, particularly for thinking about optimization in ranking and decision processes, where we need to balance multiple factors in a structured way.</w:t>
+      </w:r>
+    </w:p>
+    <w:p>
+      <w:r>
+        <w:t>Taken together, these courses show that the project is not just a simple web application. It requires us to integrate knowledge from software engineering, databases, web development, artificial intelligence, data science, programming, and optimization, which is part of why we see it as a genuine capstone level problem.</w:t>
+      </w:r>
+    </w:p>
+    <w:p/>
+    <w:p/>
+    <w:p/>
+    <w:p/>
+    <w:p>
+      <w:r>
+        <w:t>Front end and user research – Leah Jay and Tiana</w:t>
+      </w:r>
+    </w:p>
+    <w:p>
+      <w:r>
+        <w:t>Backend and databased– Alwyn and Dom and in part Ron</w:t>
+      </w:r>
+    </w:p>
+    <w:p>
       <w:r>
         <w:lastRenderedPageBreak/>
-        <w:t xml:space="preserve">system in two stages: first the binary qualification decision using </w:t>
-      </w:r>
-      <w:r>
-        <w:rPr>
-          <w:b/>
-          <w:bCs/>
-        </w:rPr>
-        <w:t>precision, recall, and F1</w:t>
-      </w:r>
-      <w:r>
-        <w:t xml:space="preserve">, and then ranking quality using metrics such as </w:t>
-      </w:r>
-      <w:proofErr w:type="spellStart"/>
-      <w:r>
-        <w:rPr>
-          <w:b/>
-          <w:bCs/>
-        </w:rPr>
-        <w:t>Precision@K</w:t>
-      </w:r>
-      <w:proofErr w:type="spellEnd"/>
-      <w:r>
-        <w:rPr>
-          <w:b/>
-          <w:bCs/>
-        </w:rPr>
-        <w:t xml:space="preserve">, </w:t>
-      </w:r>
-      <w:proofErr w:type="spellStart"/>
-      <w:r>
-        <w:rPr>
-          <w:b/>
-          <w:bCs/>
-        </w:rPr>
-        <w:t>nDCG@K</w:t>
-      </w:r>
-      <w:proofErr w:type="spellEnd"/>
-      <w:r>
-        <w:rPr>
-          <w:b/>
-          <w:bCs/>
-        </w:rPr>
-        <w:t>, and MRR</w:t>
-      </w:r>
-      <w:r>
-        <w:t xml:space="preserve"> if time permits.</w:t>
-      </w:r>
-    </w:p>
-    <w:p>
-      <w:pPr>
-        <w:rPr>
-          <w:b/>
-          <w:bCs/>
-        </w:rPr>
-      </w:pPr>
-      <w:r>
-        <w:rPr>
-          <w:b/>
-          <w:bCs/>
-        </w:rPr>
-        <w:t>Knowledge from the curriculum required</w:t>
-      </w:r>
-    </w:p>
-    <w:p>
-      <w:r>
-        <w:t>To solve this problem, we must draw on knowledge from several areas of the computing curriculum: software engineering for system design and modular implementation, databases for storing structured profiles and results, NLP and machine learning for extraction and semantic mapping, and algorithms and evaluation methods for matching, ranking, and performance analysis. That is part of why we see this as a genuine capstone level problem rather than a basic web application.</w:t>
-      </w:r>
-    </w:p>
-    <w:p>
-      <w:r>
-        <w:t xml:space="preserve">One thing you should keep tight when you present this live is your definition of </w:t>
-      </w:r>
-      <w:r>
-        <w:rPr>
-          <w:b/>
-          <w:bCs/>
-        </w:rPr>
-        <w:t>qualified</w:t>
-      </w:r>
-      <w:r>
-        <w:t>. That is where assessors are most likely to push. The strongest framing is that we determine qualification by checking whether required competencies are satisfied across multiple dimensions, and only then do we apply ranking.</w:t>
+        <w:t xml:space="preserve">Documentation and system modelling </w:t>
       </w:r>
     </w:p>
     <w:p/>
+    <w:p>
+      <w:r>
+        <w:t xml:space="preserve">Alwyn – Backend, database </w:t>
+      </w:r>
+    </w:p>
+    <w:p>
+      <w:r>
+        <w:t>Dom – Database, backend</w:t>
+      </w:r>
+    </w:p>
+    <w:p>
+      <w:r>
+        <w:t xml:space="preserve">Ron – Documentation, system modelling, data cleaning and data parsing </w:t>
+      </w:r>
+    </w:p>
+    <w:p>
+      <w:r>
+        <w:t>Leah – User interface design</w:t>
+      </w:r>
+    </w:p>
+    <w:p>
+      <w:r>
+        <w:t xml:space="preserve">Tiana – User Interface design </w:t>
+      </w:r>
+    </w:p>
     <w:p/>
     <w:sectPr>
       <w:pgSz w:w="12240" w:h="15840" w:code="1"/>
@@ -1284,8 +1382,160 @@
       </w:rPr>
     </w:lvl>
   </w:abstractNum>
+  <w:abstractNum w:abstractNumId="1" w15:restartNumberingAfterBreak="0">
+    <w:nsid w:val="57255E96"/>
+    <w:multiLevelType w:val="multilevel"/>
+    <w:tmpl w:val="EEB07264"/>
+    <w:lvl w:ilvl="0">
+      <w:start w:val="1"/>
+      <w:numFmt w:val="bullet"/>
+      <w:lvlText w:val=""/>
+      <w:lvlJc w:val="left"/>
+      <w:pPr>
+        <w:tabs>
+          <w:tab w:val="num" w:pos="720"/>
+        </w:tabs>
+        <w:ind w:left="720" w:hanging="360"/>
+      </w:pPr>
+      <w:rPr>
+        <w:rFonts w:ascii="Symbol" w:hAnsi="Symbol" w:hint="default"/>
+        <w:sz w:val="20"/>
+      </w:rPr>
+    </w:lvl>
+    <w:lvl w:ilvl="1" w:tentative="1">
+      <w:start w:val="1"/>
+      <w:numFmt w:val="bullet"/>
+      <w:lvlText w:val="o"/>
+      <w:lvlJc w:val="left"/>
+      <w:pPr>
+        <w:tabs>
+          <w:tab w:val="num" w:pos="1440"/>
+        </w:tabs>
+        <w:ind w:left="1440" w:hanging="360"/>
+      </w:pPr>
+      <w:rPr>
+        <w:rFonts w:ascii="Courier New" w:hAnsi="Courier New" w:hint="default"/>
+        <w:sz w:val="20"/>
+      </w:rPr>
+    </w:lvl>
+    <w:lvl w:ilvl="2" w:tentative="1">
+      <w:start w:val="1"/>
+      <w:numFmt w:val="bullet"/>
+      <w:lvlText w:val=""/>
+      <w:lvlJc w:val="left"/>
+      <w:pPr>
+        <w:tabs>
+          <w:tab w:val="num" w:pos="2160"/>
+        </w:tabs>
+        <w:ind w:left="2160" w:hanging="360"/>
+      </w:pPr>
+      <w:rPr>
+        <w:rFonts w:ascii="Wingdings" w:hAnsi="Wingdings" w:hint="default"/>
+        <w:sz w:val="20"/>
+      </w:rPr>
+    </w:lvl>
+    <w:lvl w:ilvl="3" w:tentative="1">
+      <w:start w:val="1"/>
+      <w:numFmt w:val="bullet"/>
+      <w:lvlText w:val=""/>
+      <w:lvlJc w:val="left"/>
+      <w:pPr>
+        <w:tabs>
+          <w:tab w:val="num" w:pos="2880"/>
+        </w:tabs>
+        <w:ind w:left="2880" w:hanging="360"/>
+      </w:pPr>
+      <w:rPr>
+        <w:rFonts w:ascii="Wingdings" w:hAnsi="Wingdings" w:hint="default"/>
+        <w:sz w:val="20"/>
+      </w:rPr>
+    </w:lvl>
+    <w:lvl w:ilvl="4" w:tentative="1">
+      <w:start w:val="1"/>
+      <w:numFmt w:val="bullet"/>
+      <w:lvlText w:val=""/>
+      <w:lvlJc w:val="left"/>
+      <w:pPr>
+        <w:tabs>
+          <w:tab w:val="num" w:pos="3600"/>
+        </w:tabs>
+        <w:ind w:left="3600" w:hanging="360"/>
+      </w:pPr>
+      <w:rPr>
+        <w:rFonts w:ascii="Wingdings" w:hAnsi="Wingdings" w:hint="default"/>
+        <w:sz w:val="20"/>
+      </w:rPr>
+    </w:lvl>
+    <w:lvl w:ilvl="5" w:tentative="1">
+      <w:start w:val="1"/>
+      <w:numFmt w:val="bullet"/>
+      <w:lvlText w:val=""/>
+      <w:lvlJc w:val="left"/>
+      <w:pPr>
+        <w:tabs>
+          <w:tab w:val="num" w:pos="4320"/>
+        </w:tabs>
+        <w:ind w:left="4320" w:hanging="360"/>
+      </w:pPr>
+      <w:rPr>
+        <w:rFonts w:ascii="Wingdings" w:hAnsi="Wingdings" w:hint="default"/>
+        <w:sz w:val="20"/>
+      </w:rPr>
+    </w:lvl>
+    <w:lvl w:ilvl="6" w:tentative="1">
+      <w:start w:val="1"/>
+      <w:numFmt w:val="bullet"/>
+      <w:lvlText w:val=""/>
+      <w:lvlJc w:val="left"/>
+      <w:pPr>
+        <w:tabs>
+          <w:tab w:val="num" w:pos="5040"/>
+        </w:tabs>
+        <w:ind w:left="5040" w:hanging="360"/>
+      </w:pPr>
+      <w:rPr>
+        <w:rFonts w:ascii="Wingdings" w:hAnsi="Wingdings" w:hint="default"/>
+        <w:sz w:val="20"/>
+      </w:rPr>
+    </w:lvl>
+    <w:lvl w:ilvl="7" w:tentative="1">
+      <w:start w:val="1"/>
+      <w:numFmt w:val="bullet"/>
+      <w:lvlText w:val=""/>
+      <w:lvlJc w:val="left"/>
+      <w:pPr>
+        <w:tabs>
+          <w:tab w:val="num" w:pos="5760"/>
+        </w:tabs>
+        <w:ind w:left="5760" w:hanging="360"/>
+      </w:pPr>
+      <w:rPr>
+        <w:rFonts w:ascii="Wingdings" w:hAnsi="Wingdings" w:hint="default"/>
+        <w:sz w:val="20"/>
+      </w:rPr>
+    </w:lvl>
+    <w:lvl w:ilvl="8" w:tentative="1">
+      <w:start w:val="1"/>
+      <w:numFmt w:val="bullet"/>
+      <w:lvlText w:val=""/>
+      <w:lvlJc w:val="left"/>
+      <w:pPr>
+        <w:tabs>
+          <w:tab w:val="num" w:pos="6480"/>
+        </w:tabs>
+        <w:ind w:left="6480" w:hanging="360"/>
+      </w:pPr>
+      <w:rPr>
+        <w:rFonts w:ascii="Wingdings" w:hAnsi="Wingdings" w:hint="default"/>
+        <w:sz w:val="20"/>
+      </w:rPr>
+    </w:lvl>
+  </w:abstractNum>
   <w:num w:numId="1" w16cid:durableId="433592286">
     <w:abstractNumId w:val="0"/>
+  </w:num>
+  <w:num w:numId="2" w16cid:durableId="1825778005">
+    <w:abstractNumId w:val="1"/>
   </w:num>
 </w:numbering>
 </file>

--- a/docs/Midsem doc.docx
+++ b/docs/Midsem doc.docx
@@ -704,6 +704,97 @@
         <w:rPr>
           <w:b/>
           <w:bCs/>
+        </w:rPr>
+      </w:pPr>
+      <w:r>
+        <w:rPr>
+          <w:b/>
+          <w:bCs/>
+        </w:rPr>
+        <w:t>Slide 1: Project title slide</w:t>
+      </w:r>
+    </w:p>
+    <w:p>
+      <w:r>
+        <w:rPr>
+          <w:b/>
+          <w:bCs/>
+        </w:rPr>
+        <w:t>Project Name</w:t>
+      </w:r>
+      <w:r>
+        <w:br/>
+      </w:r>
+      <w:r>
+        <w:t>Job Hunt</w:t>
+      </w:r>
+    </w:p>
+    <w:p>
+      <w:r>
+        <w:rPr>
+          <w:b/>
+          <w:bCs/>
+        </w:rPr>
+        <w:t>Team Name</w:t>
+      </w:r>
+      <w:r>
+        <w:br/>
+      </w:r>
+      <w:r>
+        <w:rPr>
+          <w:i/>
+          <w:iCs/>
+        </w:rPr>
+        <w:t xml:space="preserve">Free Labour </w:t>
+      </w:r>
+    </w:p>
+    <w:p>
+      <w:r>
+        <w:rPr>
+          <w:b/>
+          <w:bCs/>
+        </w:rPr>
+        <w:t>Presented by</w:t>
+      </w:r>
+      <w:r>
+        <w:br/>
+        <w:t>Alwyn Sterling</w:t>
+      </w:r>
+      <w:r>
+        <w:br/>
+        <w:t>Dominic Scott</w:t>
+      </w:r>
+      <w:r>
+        <w:br/>
+        <w:t>Leah-Jay Holness</w:t>
+      </w:r>
+      <w:r>
+        <w:br/>
+        <w:t>Ron-Hugh Walters</w:t>
+      </w:r>
+      <w:r>
+        <w:br/>
+        <w:t xml:space="preserve">Tianna </w:t>
+      </w:r>
+      <w:proofErr w:type="spellStart"/>
+      <w:r>
+        <w:t>Bassaragh</w:t>
+      </w:r>
+      <w:proofErr w:type="spellEnd"/>
+    </w:p>
+    <w:p>
+      <w:pPr>
+        <w:rPr>
+          <w:lang w:val="en-US"/>
+        </w:rPr>
+      </w:pPr>
+    </w:p>
+    <w:p>
+      <w:pPr>
+        <w:jc w:val="center"/>
+        <w:rPr>
+          <w:b/>
+          <w:bCs/>
           <w:sz w:val="28"/>
           <w:szCs w:val="24"/>
         </w:rPr>
@@ -917,7 +1008,11 @@
       </w:r>
       <w:proofErr w:type="spellEnd"/>
       <w:r>
-        <w:t xml:space="preserve"> requirements of the system. These include allowing employers to explicitly mark competencies as required or preferred, allowing users to adjust ranking weights within defined bounds, generating explanations for qualification decisions, producing competency gap reports for candidates who are not qualified, and allowing users to filter results by criteria to be decided later. These features are valuable, but they are secondary to ensuring that the system can first extract competencies reliably, determine qualification correctly, and produce useful rankings.</w:t>
+        <w:t xml:space="preserve"> requirements of the system. These include allowing employers to explicitly mark competencies as required or preferred, allowing users to adjust ranking weights within defined bounds, generating explanations for qualification decisions, producing competency gap reports for candidates who are not qualified, and allowing users to filter results by criteria to be decided later. These features </w:t>
+      </w:r>
+      <w:r>
+        <w:lastRenderedPageBreak/>
+        <w:t>are valuable, but they are secondary to ensuring that the system can first extract competencies reliably, determine qualification correctly, and produce useful rankings.</w:t>
       </w:r>
     </w:p>
     <w:p>
@@ -997,155 +1092,163 @@
     </w:p>
     <w:p>
       <w:r>
+        <w:t xml:space="preserve">A third challenge is that our approach assumes useful structure in a high dimensional competency space. We also have to consider the fact that linear relationships may not always hold, and that the system must scale beyond a tiny test dataset. This means the project involves real modelling, representation, and computational </w:t>
+      </w:r>
+      <w:proofErr w:type="spellStart"/>
+      <w:r>
+        <w:t>tradeoffs</w:t>
+      </w:r>
+      <w:proofErr w:type="spellEnd"/>
+      <w:r>
+        <w:t>, not just basic CRUD functionality.</w:t>
+      </w:r>
+    </w:p>
+    <w:p>
+      <w:r>
+        <w:t xml:space="preserve">Finally, evaluation itself is difficult. Ground truth for “who is truly qualified” is rarely readily available, so we must define a credible testing strategy using O*NET occupational data, public datasets, and approximate labelled evaluation pairs. Our methodology therefore evaluates the system in two stages: first the binary qualification decision using </w:t>
+      </w:r>
+      <w:r>
+        <w:rPr>
+          <w:b/>
+          <w:bCs/>
+        </w:rPr>
+        <w:t>precision, recall, and F1</w:t>
+      </w:r>
+      <w:r>
+        <w:t xml:space="preserve">, and then ranking quality using metrics such as </w:t>
+      </w:r>
+      <w:proofErr w:type="spellStart"/>
+      <w:r>
+        <w:rPr>
+          <w:b/>
+          <w:bCs/>
+        </w:rPr>
+        <w:t>Precision@K</w:t>
+      </w:r>
+      <w:proofErr w:type="spellEnd"/>
+      <w:r>
+        <w:rPr>
+          <w:b/>
+          <w:bCs/>
+        </w:rPr>
+        <w:t xml:space="preserve">, </w:t>
+      </w:r>
+      <w:proofErr w:type="spellStart"/>
+      <w:r>
+        <w:rPr>
+          <w:b/>
+          <w:bCs/>
+        </w:rPr>
+        <w:t>nDCG@K</w:t>
+      </w:r>
+      <w:proofErr w:type="spellEnd"/>
+      <w:r>
+        <w:rPr>
+          <w:b/>
+          <w:bCs/>
+        </w:rPr>
+        <w:t>, and MRR</w:t>
+      </w:r>
+      <w:r>
+        <w:t xml:space="preserve"> if time permits.</w:t>
+      </w:r>
+    </w:p>
+    <w:p>
+      <w:pPr>
+        <w:rPr>
+          <w:b/>
+          <w:bCs/>
+        </w:rPr>
+      </w:pPr>
+    </w:p>
+    <w:p>
+      <w:pPr>
+        <w:rPr>
+          <w:b/>
+          <w:bCs/>
+        </w:rPr>
+      </w:pPr>
+      <w:r>
+        <w:rPr>
+          <w:b/>
+          <w:bCs/>
+        </w:rPr>
+        <w:t>Knowledge from the curriculum required</w:t>
+      </w:r>
+    </w:p>
+    <w:p>
+      <w:r>
+        <w:t xml:space="preserve">To solve this problem, we must draw on knowledge from several courses in the computing curriculum. </w:t>
+      </w:r>
+      <w:r>
+        <w:rPr>
+          <w:b/>
+          <w:bCs/>
+        </w:rPr>
+        <w:t>COMP2171</w:t>
+      </w:r>
+      <w:r>
+        <w:t xml:space="preserve"> and </w:t>
+      </w:r>
+      <w:r>
+        <w:rPr>
+          <w:b/>
+          <w:bCs/>
+        </w:rPr>
+        <w:t>COMP2140</w:t>
+      </w:r>
+      <w:r>
+        <w:t xml:space="preserve"> will support our documentation, requirements analysis, and system modelling, including the production of diagrams and structured design artefacts needed to communicate the system clearly. </w:t>
+      </w:r>
+      <w:r>
+        <w:rPr>
+          <w:b/>
+          <w:bCs/>
+        </w:rPr>
+        <w:t>COMP3161</w:t>
+      </w:r>
+      <w:r>
+        <w:t xml:space="preserve"> will support the database aspects of the project, including how we store resumes, job postings, extracted competencies, and generated results in a structured way.</w:t>
+      </w:r>
+    </w:p>
+    <w:p>
+      <w:r>
+        <w:t xml:space="preserve">We will also rely on </w:t>
+      </w:r>
+      <w:r>
+        <w:rPr>
+          <w:b/>
+          <w:bCs/>
+        </w:rPr>
+        <w:t>COMP3162 Data Science</w:t>
+      </w:r>
+      <w:r>
+        <w:t xml:space="preserve"> for data cleaning, preprocessing, and potentially some of the modelling and evaluation work needed to handle messy resume and job description data. Since our implementation will make use of Python, </w:t>
+      </w:r>
+      <w:r>
+        <w:rPr>
+          <w:b/>
+          <w:bCs/>
+        </w:rPr>
+        <w:t>COMP1127</w:t>
+      </w:r>
+      <w:r>
+        <w:t xml:space="preserve"> provides foundational programming knowledge that will support the backend logic, text processing, and experimentation. </w:t>
+      </w:r>
+      <w:r>
+        <w:rPr>
+          <w:b/>
+          <w:bCs/>
+        </w:rPr>
+        <w:t xml:space="preserve">INFO2180 </w:t>
+      </w:r>
+      <w:r>
+        <w:t>will be relevant to the design and implementation of the front end through which employers and candidates interact with the system.</w:t>
+      </w:r>
+    </w:p>
+    <w:p>
+      <w:r>
         <w:lastRenderedPageBreak/>
-        <w:t xml:space="preserve">A third challenge is that our approach assumes useful structure in a high dimensional competency space. We also have to consider the fact that linear relationships may not always hold, and that the system must scale beyond a tiny test dataset. This means the project involves real modelling, representation, and computational </w:t>
-      </w:r>
-      <w:proofErr w:type="spellStart"/>
-      <w:r>
-        <w:t>tradeoffs</w:t>
-      </w:r>
-      <w:proofErr w:type="spellEnd"/>
-      <w:r>
-        <w:t>, not just basic CRUD functionality.</w:t>
-      </w:r>
-    </w:p>
-    <w:p>
-      <w:r>
-        <w:t xml:space="preserve">Finally, evaluation itself is difficult. Ground truth for “who is truly qualified” is rarely readily available, so we must define a credible testing strategy using O*NET occupational data, public datasets, and approximate labelled evaluation pairs. Our methodology therefore evaluates the system in two stages: first the binary qualification decision using </w:t>
-      </w:r>
-      <w:r>
-        <w:rPr>
-          <w:b/>
-          <w:bCs/>
-        </w:rPr>
-        <w:t>precision, recall, and F1</w:t>
-      </w:r>
-      <w:r>
-        <w:t xml:space="preserve">, and then ranking quality using metrics such as </w:t>
-      </w:r>
-      <w:proofErr w:type="spellStart"/>
-      <w:r>
-        <w:rPr>
-          <w:b/>
-          <w:bCs/>
-        </w:rPr>
-        <w:t>Precision@K</w:t>
-      </w:r>
-      <w:proofErr w:type="spellEnd"/>
-      <w:r>
-        <w:rPr>
-          <w:b/>
-          <w:bCs/>
-        </w:rPr>
-        <w:t xml:space="preserve">, </w:t>
-      </w:r>
-      <w:proofErr w:type="spellStart"/>
-      <w:r>
-        <w:rPr>
-          <w:b/>
-          <w:bCs/>
-        </w:rPr>
-        <w:t>nDCG@K</w:t>
-      </w:r>
-      <w:proofErr w:type="spellEnd"/>
-      <w:r>
-        <w:rPr>
-          <w:b/>
-          <w:bCs/>
-        </w:rPr>
-        <w:t>, and MRR</w:t>
-      </w:r>
-      <w:r>
-        <w:t xml:space="preserve"> if time permits.</w:t>
-      </w:r>
-    </w:p>
-    <w:p>
-      <w:pPr>
-        <w:rPr>
-          <w:b/>
-          <w:bCs/>
-        </w:rPr>
-      </w:pPr>
-      <w:r>
-        <w:rPr>
-          <w:b/>
-          <w:bCs/>
-        </w:rPr>
-        <w:t>Knowledge from the curriculum required</w:t>
-      </w:r>
-    </w:p>
-    <w:p>
-      <w:r>
-        <w:t xml:space="preserve">To solve this problem, we must draw on knowledge from several courses in the computing curriculum. </w:t>
-      </w:r>
-      <w:r>
-        <w:rPr>
-          <w:b/>
-          <w:bCs/>
-        </w:rPr>
-        <w:t>COMP2171</w:t>
-      </w:r>
-      <w:r>
-        <w:t xml:space="preserve"> and </w:t>
-      </w:r>
-      <w:r>
-        <w:rPr>
-          <w:b/>
-          <w:bCs/>
-        </w:rPr>
-        <w:t>COMP2140</w:t>
-      </w:r>
-      <w:r>
-        <w:t xml:space="preserve"> will support our documentation, requirements analysis, and system modelling, including the production of diagrams and structured design artefacts needed to communicate the system clearly. </w:t>
-      </w:r>
-      <w:r>
-        <w:rPr>
-          <w:b/>
-          <w:bCs/>
-        </w:rPr>
-        <w:t>COMP3161</w:t>
-      </w:r>
-      <w:r>
-        <w:t xml:space="preserve"> will support the database aspects of the project, including how we store resumes, job postings, extracted competencies, and generated results in a structured way.</w:t>
-      </w:r>
-    </w:p>
-    <w:p>
-      <w:r>
-        <w:t xml:space="preserve">We will also rely on </w:t>
-      </w:r>
-      <w:r>
-        <w:rPr>
-          <w:b/>
-          <w:bCs/>
-        </w:rPr>
-        <w:t>COMP3162 Data Science</w:t>
-      </w:r>
-      <w:r>
-        <w:t xml:space="preserve"> for data cleaning, preprocessing, and potentially some of the modelling and evaluation work needed to handle messy resume and job description data. Since our implementation will make use of Python, </w:t>
-      </w:r>
-      <w:r>
-        <w:rPr>
-          <w:b/>
-          <w:bCs/>
-        </w:rPr>
-        <w:t>COMP1127</w:t>
-      </w:r>
-      <w:r>
-        <w:t xml:space="preserve"> provides foundational programming knowledge that will support the backend logic, text processing, and experimentation. </w:t>
-      </w:r>
-      <w:r>
-        <w:rPr>
-          <w:b/>
-          <w:bCs/>
-        </w:rPr>
-        <w:t>INFO2180 Web Development</w:t>
-      </w:r>
-      <w:r>
-        <w:t xml:space="preserve"> will be relevant to the design and implementation of the front end through which employers and candidates interact with the system.</w:t>
-      </w:r>
-    </w:p>
-    <w:p>
-      <w:r>
         <w:t xml:space="preserve">In addition, </w:t>
       </w:r>
       <w:r>
@@ -1153,10 +1256,10 @@
           <w:b/>
           <w:bCs/>
         </w:rPr>
-        <w:t>COMP3220 Principles of AI</w:t>
-      </w:r>
-      <w:r>
-        <w:t xml:space="preserve"> is relevant because the project involves intelligent decision making in the form of competency extraction, matching, and qualification assessment. </w:t>
+        <w:t xml:space="preserve">COMP3220 </w:t>
+      </w:r>
+      <w:r>
+        <w:t xml:space="preserve">is relevant because the project involves intelligent decision making in the form of competency extraction, matching, and qualification assessment. </w:t>
       </w:r>
       <w:r>
         <w:rPr>
@@ -1178,49 +1281,331 @@
     <w:p/>
     <w:p/>
     <w:p/>
-    <w:p>
-      <w:r>
-        <w:t>Front end and user research – Leah Jay and Tiana</w:t>
-      </w:r>
-    </w:p>
-    <w:p>
-      <w:r>
-        <w:t>Backend and databased– Alwyn and Dom and in part Ron</w:t>
-      </w:r>
-    </w:p>
-    <w:p>
+    <w:p/>
+    <w:p>
+      <w:pPr>
+        <w:jc w:val="center"/>
+        <w:rPr>
+          <w:b/>
+          <w:bCs/>
+        </w:rPr>
+      </w:pPr>
+      <w:r>
+        <w:rPr>
+          <w:b/>
+          <w:bCs/>
+        </w:rPr>
+        <w:t>Progress on Target</w:t>
+      </w:r>
+    </w:p>
+    <w:p/>
+    <w:p>
+      <w:pPr>
+        <w:rPr>
+          <w:b/>
+          <w:bCs/>
+        </w:rPr>
+      </w:pPr>
+      <w:r>
+        <w:rPr>
+          <w:b/>
+          <w:bCs/>
+        </w:rPr>
+        <w:t>Work division</w:t>
+      </w:r>
+    </w:p>
+    <w:p>
+      <w:pPr>
+        <w:numPr>
+          <w:ilvl w:val="0"/>
+          <w:numId w:val="3"/>
+        </w:numPr>
+      </w:pPr>
+      <w:r>
+        <w:rPr>
+          <w:b/>
+          <w:bCs/>
+        </w:rPr>
+        <w:t>Alwyn Sterling</w:t>
+      </w:r>
+      <w:r>
+        <w:t>: Backend development and database implementation</w:t>
+      </w:r>
+    </w:p>
+    <w:p>
+      <w:pPr>
+        <w:numPr>
+          <w:ilvl w:val="0"/>
+          <w:numId w:val="3"/>
+        </w:numPr>
+      </w:pPr>
+      <w:r>
+        <w:rPr>
+          <w:b/>
+          <w:bCs/>
+        </w:rPr>
+        <w:t>Dominic Scott</w:t>
+      </w:r>
+      <w:r>
+        <w:t>: Backend development and database implementation</w:t>
+      </w:r>
+    </w:p>
+    <w:p>
+      <w:pPr>
+        <w:numPr>
+          <w:ilvl w:val="0"/>
+          <w:numId w:val="3"/>
+        </w:numPr>
+      </w:pPr>
+      <w:r>
+        <w:rPr>
+          <w:b/>
+          <w:bCs/>
+        </w:rPr>
+        <w:t>Ron-Hugh Walters</w:t>
+      </w:r>
+      <w:r>
+        <w:t>: Documentation, system modelling, data cleaning, and data parsing</w:t>
+      </w:r>
+    </w:p>
+    <w:p>
+      <w:pPr>
+        <w:numPr>
+          <w:ilvl w:val="0"/>
+          <w:numId w:val="3"/>
+        </w:numPr>
+      </w:pPr>
+      <w:r>
+        <w:rPr>
+          <w:b/>
+          <w:bCs/>
+        </w:rPr>
+        <w:t>Leah-Jay Holness</w:t>
+      </w:r>
+      <w:r>
+        <w:t>: User interface design</w:t>
+      </w:r>
+    </w:p>
+    <w:p>
+      <w:pPr>
+        <w:numPr>
+          <w:ilvl w:val="0"/>
+          <w:numId w:val="3"/>
+        </w:numPr>
+      </w:pPr>
+      <w:r>
+        <w:rPr>
+          <w:b/>
+          <w:bCs/>
+        </w:rPr>
+        <w:t xml:space="preserve">Tianna </w:t>
+      </w:r>
+      <w:proofErr w:type="spellStart"/>
+      <w:r>
+        <w:rPr>
+          <w:b/>
+          <w:bCs/>
+        </w:rPr>
+        <w:t>Bassaragh</w:t>
+      </w:r>
+      <w:proofErr w:type="spellEnd"/>
+      <w:r>
+        <w:t>: User interface design</w:t>
+      </w:r>
+    </w:p>
+    <w:p/>
+    <w:p>
+      <w:pPr>
+        <w:rPr>
+          <w:b/>
+          <w:bCs/>
+        </w:rPr>
+      </w:pPr>
+      <w:r>
+        <w:rPr>
+          <w:b/>
+          <w:bCs/>
+        </w:rPr>
+        <w:t>What remains to be done</w:t>
+      </w:r>
+    </w:p>
+    <w:p>
+      <w:r>
+        <w:t>We still need to implement the main components of the system as a web application, complete the database design and setup, connect the frontend and backend, and begin testing the qualification and ranking pipeline on selected datasets. More specifically, the remaining work includes building the candidate and employer interfaces, implementing resume and job description upload and processing, designing and populating the database for storing job postings, resumes, extracted competencies, and match results, and developing the mapping, qualification, and ranking logic.</w:t>
+      </w:r>
+    </w:p>
+    <w:p>
+      <w:r>
+        <w:t xml:space="preserve">In addition, we still need to complete the supporting system models and diagrams that will guide implementation. Tools such as </w:t>
+      </w:r>
+      <w:r>
+        <w:rPr>
+          <w:b/>
+          <w:bCs/>
+        </w:rPr>
+        <w:t>Visual Paradigm</w:t>
+      </w:r>
+      <w:r>
+        <w:t xml:space="preserve"> and </w:t>
+      </w:r>
+      <w:proofErr w:type="spellStart"/>
+      <w:r>
+        <w:rPr>
+          <w:b/>
+          <w:bCs/>
+        </w:rPr>
+        <w:t>StarUML</w:t>
+      </w:r>
+      <w:proofErr w:type="spellEnd"/>
+      <w:r>
+        <w:t xml:space="preserve"> will be used for system modelling and documentation, including diagrams that help us clarify structure, behaviour, and </w:t>
+      </w:r>
       <w:r>
         <w:lastRenderedPageBreak/>
-        <w:t xml:space="preserve">Documentation and system modelling </w:t>
+        <w:t>interaction across the system. We also need to prepare and clean the selected datasets, integrate them into the workflow, and establish the evaluation setup for measuring system performance.</w:t>
       </w:r>
     </w:p>
     <w:p/>
-    <w:p>
-      <w:r>
-        <w:t xml:space="preserve">Alwyn – Backend, database </w:t>
-      </w:r>
-    </w:p>
-    <w:p>
-      <w:r>
-        <w:t>Dom – Database, backend</w:t>
-      </w:r>
-    </w:p>
-    <w:p>
-      <w:r>
-        <w:t xml:space="preserve">Ron – Documentation, system modelling, data cleaning and data parsing </w:t>
-      </w:r>
-    </w:p>
-    <w:p>
-      <w:r>
-        <w:t>Leah – User interface design</w:t>
-      </w:r>
-    </w:p>
-    <w:p>
-      <w:r>
-        <w:t xml:space="preserve">Tiana – User Interface design </w:t>
-      </w:r>
-    </w:p>
     <w:p/>
+    <w:p/>
+    <w:p/>
+    <w:p/>
+    <w:p/>
+    <w:p/>
+    <w:p/>
+    <w:p/>
+    <w:p/>
+    <w:p>
+      <w:pPr>
+        <w:jc w:val="center"/>
+        <w:rPr>
+          <w:u w:val="single"/>
+        </w:rPr>
+      </w:pPr>
+      <w:r>
+        <w:rPr>
+          <w:u w:val="single"/>
+        </w:rPr>
+        <w:t>Sitemap showing User Interface flow</w:t>
+      </w:r>
+    </w:p>
+    <w:p>
+      <w:pPr>
+        <w:jc w:val="center"/>
+      </w:pPr>
+    </w:p>
+    <w:p>
+      <w:r>
+        <w:rPr>
+          <w:noProof/>
+        </w:rPr>
+        <w:drawing>
+          <wp:inline distT="0" distB="0" distL="0" distR="0" wp14:anchorId="64035F80" wp14:editId="2E7F06DE">
+            <wp:extent cx="5943600" cy="3730625"/>
+            <wp:effectExtent l="0" t="0" r="0" b="3175"/>
+            <wp:docPr id="418150342" name="Picture 1"/>
+            <wp:cNvGraphicFramePr>
+              <a:graphicFrameLocks xmlns:a="http://schemas.openxmlformats.org/drawingml/2006/main" noChangeAspect="1"/>
+            </wp:cNvGraphicFramePr>
+            <a:graphic xmlns:a="http://schemas.openxmlformats.org/drawingml/2006/main">
+              <a:graphicData uri="http://schemas.openxmlformats.org/drawingml/2006/picture">
+                <pic:pic xmlns:pic="http://schemas.openxmlformats.org/drawingml/2006/picture">
+                  <pic:nvPicPr>
+                    <pic:cNvPr id="418150342" name="Picture 418150342"/>
+                    <pic:cNvPicPr/>
+                  </pic:nvPicPr>
+                  <pic:blipFill>
+                    <a:blip r:embed="rId5" cstate="print">
+                      <a:extLst>
+                        <a:ext uri="{28A0092B-C50C-407E-A947-70E740481C1C}">
+                          <a14:useLocalDpi xmlns:a14="http://schemas.microsoft.com/office/drawing/2010/main" val="0"/>
+                        </a:ext>
+                      </a:extLst>
+                    </a:blip>
+                    <a:stretch>
+                      <a:fillRect/>
+                    </a:stretch>
+                  </pic:blipFill>
+                  <pic:spPr>
+                    <a:xfrm>
+                      <a:off x="0" y="0"/>
+                      <a:ext cx="5943600" cy="3730625"/>
+                    </a:xfrm>
+                    <a:prstGeom prst="rect">
+                      <a:avLst/>
+                    </a:prstGeom>
+                  </pic:spPr>
+                </pic:pic>
+              </a:graphicData>
+            </a:graphic>
+          </wp:inline>
+        </w:drawing>
+      </w:r>
+    </w:p>
+    <w:p/>
+    <w:p>
+      <w:pPr>
+        <w:jc w:val="center"/>
+        <w:rPr>
+          <w:u w:val="single"/>
+        </w:rPr>
+      </w:pPr>
+      <w:r>
+        <w:rPr>
+          <w:u w:val="single"/>
+        </w:rPr>
+        <w:lastRenderedPageBreak/>
+        <w:t>Use Case Diagram</w:t>
+      </w:r>
+    </w:p>
+    <w:p>
+      <w:r>
+        <w:rPr>
+          <w:noProof/>
+        </w:rPr>
+        <w:drawing>
+          <wp:inline distT="0" distB="0" distL="0" distR="0" wp14:anchorId="5AF9EEB0" wp14:editId="507A5F2F">
+            <wp:extent cx="5943600" cy="3033395"/>
+            <wp:effectExtent l="0" t="0" r="0" b="0"/>
+            <wp:docPr id="1435696459" name="Picture 2"/>
+            <wp:cNvGraphicFramePr>
+              <a:graphicFrameLocks xmlns:a="http://schemas.openxmlformats.org/drawingml/2006/main" noChangeAspect="1"/>
+            </wp:cNvGraphicFramePr>
+            <a:graphic xmlns:a="http://schemas.openxmlformats.org/drawingml/2006/main">
+              <a:graphicData uri="http://schemas.openxmlformats.org/drawingml/2006/picture">
+                <pic:pic xmlns:pic="http://schemas.openxmlformats.org/drawingml/2006/picture">
+                  <pic:nvPicPr>
+                    <pic:cNvPr id="1435696459" name="Picture 1435696459"/>
+                    <pic:cNvPicPr/>
+                  </pic:nvPicPr>
+                  <pic:blipFill>
+                    <a:blip r:embed="rId6">
+                      <a:extLst>
+                        <a:ext uri="{28A0092B-C50C-407E-A947-70E740481C1C}">
+                          <a14:useLocalDpi xmlns:a14="http://schemas.microsoft.com/office/drawing/2010/main" val="0"/>
+                        </a:ext>
+                      </a:extLst>
+                    </a:blip>
+                    <a:stretch>
+                      <a:fillRect/>
+                    </a:stretch>
+                  </pic:blipFill>
+                  <pic:spPr>
+                    <a:xfrm>
+                      <a:off x="0" y="0"/>
+                      <a:ext cx="5943600" cy="3033395"/>
+                    </a:xfrm>
+                    <a:prstGeom prst="rect">
+                      <a:avLst/>
+                    </a:prstGeom>
+                  </pic:spPr>
+                </pic:pic>
+              </a:graphicData>
+            </a:graphic>
+          </wp:inline>
+        </w:drawing>
+      </w:r>
+    </w:p>
     <w:sectPr>
       <w:pgSz w:w="12240" w:h="15840" w:code="1"/>
       <w:pgMar w:top="1440" w:right="1440" w:bottom="1440" w:left="1440" w:header="720" w:footer="720" w:gutter="0"/>
@@ -1531,11 +1916,163 @@
       </w:rPr>
     </w:lvl>
   </w:abstractNum>
+  <w:abstractNum w:abstractNumId="2" w15:restartNumberingAfterBreak="0">
+    <w:nsid w:val="78714D94"/>
+    <w:multiLevelType w:val="multilevel"/>
+    <w:tmpl w:val="F3E2A8B0"/>
+    <w:lvl w:ilvl="0">
+      <w:start w:val="1"/>
+      <w:numFmt w:val="bullet"/>
+      <w:lvlText w:val=""/>
+      <w:lvlJc w:val="left"/>
+      <w:pPr>
+        <w:tabs>
+          <w:tab w:val="num" w:pos="720"/>
+        </w:tabs>
+        <w:ind w:left="720" w:hanging="360"/>
+      </w:pPr>
+      <w:rPr>
+        <w:rFonts w:ascii="Symbol" w:hAnsi="Symbol" w:hint="default"/>
+        <w:sz w:val="20"/>
+      </w:rPr>
+    </w:lvl>
+    <w:lvl w:ilvl="1" w:tentative="1">
+      <w:start w:val="1"/>
+      <w:numFmt w:val="bullet"/>
+      <w:lvlText w:val="o"/>
+      <w:lvlJc w:val="left"/>
+      <w:pPr>
+        <w:tabs>
+          <w:tab w:val="num" w:pos="1440"/>
+        </w:tabs>
+        <w:ind w:left="1440" w:hanging="360"/>
+      </w:pPr>
+      <w:rPr>
+        <w:rFonts w:ascii="Courier New" w:hAnsi="Courier New" w:hint="default"/>
+        <w:sz w:val="20"/>
+      </w:rPr>
+    </w:lvl>
+    <w:lvl w:ilvl="2" w:tentative="1">
+      <w:start w:val="1"/>
+      <w:numFmt w:val="bullet"/>
+      <w:lvlText w:val=""/>
+      <w:lvlJc w:val="left"/>
+      <w:pPr>
+        <w:tabs>
+          <w:tab w:val="num" w:pos="2160"/>
+        </w:tabs>
+        <w:ind w:left="2160" w:hanging="360"/>
+      </w:pPr>
+      <w:rPr>
+        <w:rFonts w:ascii="Wingdings" w:hAnsi="Wingdings" w:hint="default"/>
+        <w:sz w:val="20"/>
+      </w:rPr>
+    </w:lvl>
+    <w:lvl w:ilvl="3" w:tentative="1">
+      <w:start w:val="1"/>
+      <w:numFmt w:val="bullet"/>
+      <w:lvlText w:val=""/>
+      <w:lvlJc w:val="left"/>
+      <w:pPr>
+        <w:tabs>
+          <w:tab w:val="num" w:pos="2880"/>
+        </w:tabs>
+        <w:ind w:left="2880" w:hanging="360"/>
+      </w:pPr>
+      <w:rPr>
+        <w:rFonts w:ascii="Wingdings" w:hAnsi="Wingdings" w:hint="default"/>
+        <w:sz w:val="20"/>
+      </w:rPr>
+    </w:lvl>
+    <w:lvl w:ilvl="4" w:tentative="1">
+      <w:start w:val="1"/>
+      <w:numFmt w:val="bullet"/>
+      <w:lvlText w:val=""/>
+      <w:lvlJc w:val="left"/>
+      <w:pPr>
+        <w:tabs>
+          <w:tab w:val="num" w:pos="3600"/>
+        </w:tabs>
+        <w:ind w:left="3600" w:hanging="360"/>
+      </w:pPr>
+      <w:rPr>
+        <w:rFonts w:ascii="Wingdings" w:hAnsi="Wingdings" w:hint="default"/>
+        <w:sz w:val="20"/>
+      </w:rPr>
+    </w:lvl>
+    <w:lvl w:ilvl="5" w:tentative="1">
+      <w:start w:val="1"/>
+      <w:numFmt w:val="bullet"/>
+      <w:lvlText w:val=""/>
+      <w:lvlJc w:val="left"/>
+      <w:pPr>
+        <w:tabs>
+          <w:tab w:val="num" w:pos="4320"/>
+        </w:tabs>
+        <w:ind w:left="4320" w:hanging="360"/>
+      </w:pPr>
+      <w:rPr>
+        <w:rFonts w:ascii="Wingdings" w:hAnsi="Wingdings" w:hint="default"/>
+        <w:sz w:val="20"/>
+      </w:rPr>
+    </w:lvl>
+    <w:lvl w:ilvl="6" w:tentative="1">
+      <w:start w:val="1"/>
+      <w:numFmt w:val="bullet"/>
+      <w:lvlText w:val=""/>
+      <w:lvlJc w:val="left"/>
+      <w:pPr>
+        <w:tabs>
+          <w:tab w:val="num" w:pos="5040"/>
+        </w:tabs>
+        <w:ind w:left="5040" w:hanging="360"/>
+      </w:pPr>
+      <w:rPr>
+        <w:rFonts w:ascii="Wingdings" w:hAnsi="Wingdings" w:hint="default"/>
+        <w:sz w:val="20"/>
+      </w:rPr>
+    </w:lvl>
+    <w:lvl w:ilvl="7" w:tentative="1">
+      <w:start w:val="1"/>
+      <w:numFmt w:val="bullet"/>
+      <w:lvlText w:val=""/>
+      <w:lvlJc w:val="left"/>
+      <w:pPr>
+        <w:tabs>
+          <w:tab w:val="num" w:pos="5760"/>
+        </w:tabs>
+        <w:ind w:left="5760" w:hanging="360"/>
+      </w:pPr>
+      <w:rPr>
+        <w:rFonts w:ascii="Wingdings" w:hAnsi="Wingdings" w:hint="default"/>
+        <w:sz w:val="20"/>
+      </w:rPr>
+    </w:lvl>
+    <w:lvl w:ilvl="8" w:tentative="1">
+      <w:start w:val="1"/>
+      <w:numFmt w:val="bullet"/>
+      <w:lvlText w:val=""/>
+      <w:lvlJc w:val="left"/>
+      <w:pPr>
+        <w:tabs>
+          <w:tab w:val="num" w:pos="6480"/>
+        </w:tabs>
+        <w:ind w:left="6480" w:hanging="360"/>
+      </w:pPr>
+      <w:rPr>
+        <w:rFonts w:ascii="Wingdings" w:hAnsi="Wingdings" w:hint="default"/>
+        <w:sz w:val="20"/>
+      </w:rPr>
+    </w:lvl>
+  </w:abstractNum>
   <w:num w:numId="1" w16cid:durableId="433592286">
     <w:abstractNumId w:val="0"/>
   </w:num>
   <w:num w:numId="2" w16cid:durableId="1825778005">
     <w:abstractNumId w:val="1"/>
+  </w:num>
+  <w:num w:numId="3" w16cid:durableId="155808975">
+    <w:abstractNumId w:val="2"/>
   </w:num>
 </w:numbering>
 </file>

--- a/docs/Midsem doc.docx
+++ b/docs/Midsem doc.docx
@@ -724,8 +724,6 @@
       </w:r>
       <w:r>
         <w:br/>
-      </w:r>
-      <w:r>
         <w:t>Job Hunt</w:t>
       </w:r>
     </w:p>
@@ -1594,6 +1592,66 @@
                     <a:xfrm>
                       <a:off x="0" y="0"/>
                       <a:ext cx="5943600" cy="3033395"/>
+                    </a:xfrm>
+                    <a:prstGeom prst="rect">
+                      <a:avLst/>
+                    </a:prstGeom>
+                  </pic:spPr>
+                </pic:pic>
+              </a:graphicData>
+            </a:graphic>
+          </wp:inline>
+        </w:drawing>
+      </w:r>
+    </w:p>
+    <w:p/>
+    <w:p>
+      <w:pPr>
+        <w:jc w:val="center"/>
+      </w:pPr>
+      <w:r>
+        <w:t>ERD depicting current schema</w:t>
+      </w:r>
+    </w:p>
+    <w:p>
+      <w:pPr>
+        <w:jc w:val="center"/>
+      </w:pPr>
+      <w:r>
+        <w:rPr>
+          <w:noProof/>
+        </w:rPr>
+        <w:drawing>
+          <wp:inline distT="0" distB="0" distL="0" distR="0" wp14:anchorId="78FDE0E9" wp14:editId="7625E5E1">
+            <wp:extent cx="5943600" cy="3568065"/>
+            <wp:effectExtent l="0" t="0" r="0" b="0"/>
+            <wp:docPr id="1660615234" name="Picture 1"/>
+            <wp:cNvGraphicFramePr>
+              <a:graphicFrameLocks xmlns:a="http://schemas.openxmlformats.org/drawingml/2006/main" noChangeAspect="1"/>
+            </wp:cNvGraphicFramePr>
+            <a:graphic xmlns:a="http://schemas.openxmlformats.org/drawingml/2006/main">
+              <a:graphicData uri="http://schemas.openxmlformats.org/drawingml/2006/picture">
+                <pic:pic xmlns:pic="http://schemas.openxmlformats.org/drawingml/2006/picture">
+                  <pic:nvPicPr>
+                    <pic:cNvPr id="1660615234" name="Picture 1660615234"/>
+                    <pic:cNvPicPr/>
+                  </pic:nvPicPr>
+                  <pic:blipFill>
+                    <a:blip r:embed="rId7" cstate="print">
+                      <a:extLst>
+                        <a:ext uri="{28A0092B-C50C-407E-A947-70E740481C1C}">
+                          <a14:useLocalDpi xmlns:a14="http://schemas.microsoft.com/office/drawing/2010/main" val="0"/>
+                        </a:ext>
+                      </a:extLst>
+                    </a:blip>
+                    <a:stretch>
+                      <a:fillRect/>
+                    </a:stretch>
+                  </pic:blipFill>
+                  <pic:spPr>
+                    <a:xfrm>
+                      <a:off x="0" y="0"/>
+                      <a:ext cx="5943600" cy="3568065"/>
                     </a:xfrm>
                     <a:prstGeom prst="rect">
                       <a:avLst/>
@@ -2685,6 +2743,7 @@
   <w:style w:type="character" w:default="1" w:styleId="DefaultParagraphFont">
     <w:name w:val="Default Paragraph Font"/>
     <w:uiPriority w:val="1"/>
+    <w:semiHidden/>
     <w:unhideWhenUsed/>
   </w:style>
   <w:style w:type="table" w:default="1" w:styleId="TableNormal">
